--- a/atelier/atelier_064.docx
+++ b/atelier/atelier_064.docx
@@ -445,7 +445,7 @@
           </w:tcPr>
           <w:p>
             <w:r>
-              <w:t xml:space="preserve">Capsules modèles de branches lues (#64-A à D) ; restriction à main (#63)</w:t>
+              <w:t xml:space="preserve">Capsules modèles de branches lues (#64-A à D) ; restriction à main</w:t>
             </w:r>
           </w:p>
         </w:tc>
@@ -576,7 +576,7 @@
         </w:numPr>
       </w:pPr>
       <w:r>
-        <w:t xml:space="preserve">Poser la protection de main : pas de push direct, merge seulement via MR avec pipeline vert et revue. La gouvernance des branches n'a de sens que si main est protégée (cf. restriction de déploiement #63).</w:t>
+        <w:t xml:space="preserve">Poser la protection de main : pas de push direct, merge seulement via MR avec pipeline vert et revue. La gouvernance des branches n'a de sens que si main est protégée (cf. restriction de déploiement).</w:t>
       </w:r>
     </w:p>
     <w:p>
